--- a/policies/build/chapters_v2/MOM/Document/MOM9/SOP_Narcotic_Psychotropic_Handling.docx
+++ b/policies/build/chapters_v2/MOM/Document/MOM9/SOP_Narcotic_Psychotropic_Handling.docx
@@ -376,13 +376,12 @@
           <w:b/>
           <w:i/>
         </w:rPr>
-        <w:t xml:space="preserve">Why this step matters: </w:t>
+        <w:t>Why this step matters: A controlled substance that isn't double-locked and reconciled every shift is exactly how diversion goes unnoticed for months — the register is the only thing that makes a missing dose visible the same day it goes missing.</w:t>
       </w:r>
       <w:r>
         <w:rPr>
           <w:i/>
         </w:rPr>
-        <w:t>Skipping or rushing this step is exactly the kind of gap an assessor — or a real medication-safety incident — would eventually surface.</w:t>
       </w:r>
     </w:p>
     <w:p>
@@ -430,7 +429,7 @@
             <w:color w:val="0563C1"/>
             <w:u w:val="single"/>
           </w:rPr>
-          <w:t>Government of India. (1985). The Narcotic Drugs and Psychotropic Substances Act, 1985 (Act No. 61 of 1985).</w:t>
+          <w:t>Government of India. (1985). The Narcotic Drugs and Psychotropic Substances Act, 1985 (Act No. 61 of 1985). https://www.indiacode.nic.in/bitstream/123456789/1791/5/a1985-61.pdf</w:t>
         </w:r>
       </w:hyperlink>
     </w:p>
@@ -501,7 +500,7 @@
         <w:rPr>
           <w:i/>
         </w:rPr>
-        <w:t>Government of India — Narcotic Drugs and Psychotropic Substances Act, 1985 — named source, no working link could be verified from here; check directly.</w:t>
+        <w:t>Government of India. (1985). The Narcotic Drugs and Psychotropic Substances Act, 1985 (Act No. 61 of 1985). https://www.indiacode.nic.in/bitstream/123456789/1791/5/a1985-61.pdf</w:t>
       </w:r>
     </w:p>
     <w:p>

--- a/policies/build/chapters_v2/MOM/Document/MOM9/SOP_Narcotic_Psychotropic_Handling.docx
+++ b/policies/build/chapters_v2/MOM/Document/MOM9/SOP_Narcotic_Psychotropic_Handling.docx
@@ -496,12 +496,15 @@
       <w:pPr>
         <w:pStyle w:val="ListParagraph"/>
       </w:pPr>
-      <w:r>
-        <w:rPr>
-          <w:i/>
-        </w:rPr>
-        <w:t>Government of India. (1985). The Narcotic Drugs and Psychotropic Substances Act, 1985 (Act No. 61 of 1985). https://www.indiacode.nic.in/bitstream/123456789/1791/5/a1985-61.pdf</w:t>
-      </w:r>
+      <w:hyperlink r:id="rId9">
+        <w:r>
+          <w:rPr>
+            <w:rStyle w:val="Hyperlink"/>
+            <w:i/>
+          </w:rPr>
+          <w:t>Government of India. (1985). The Narcotic Drugs and Psychotropic Substances Act, 1985 (Act No. 61 of 1985). https://www.indiacode.nic.in/bitstream/123456789/1791/5/a1985-61.pdf</w:t>
+        </w:r>
+      </w:hyperlink>
     </w:p>
     <w:p>
       <w:pPr>
